--- a/docs/OE3/Solucion_OE3_Anexo_C_Slice_2.docx
+++ b/docs/OE3/Solucion_OE3_Anexo_C_Slice_2.docx
@@ -915,10 +915,7 @@
         <w:t>Anexo</w:t>
       </w:r>
       <w:r>
-        <w:t xml:space="preserve"> al final. Cada afirmación que dejó de ser cierta lleva al lado una nota fechada.</w:t>
-      </w:r>
-      <w:r>
-        <w:t xml:space="preserve"> La cifra de suite vigente está en </w:t>
+        <w:t xml:space="preserve"> al final. Cada afirmación que dejó de ser cierta lleva al lado una nota fechada. La cifra de suite vigente está en </w:t>
       </w:r>
       <w:r>
         <w:rPr>
@@ -1551,7 +1548,6 @@
                 <w:bCs/>
                 <w:sz w:val="18"/>
               </w:rPr>
-              <w:lastRenderedPageBreak/>
               <w:t>Fase de la metodología Árcade</w:t>
             </w:r>
           </w:p>
@@ -1854,6 +1850,7 @@
                 <w:rStyle w:val="CdigoenlneaOE3"/>
                 <w:sz w:val="18"/>
               </w:rPr>
+              <w:lastRenderedPageBreak/>
               <w:t>andamiaje</w:t>
             </w:r>
           </w:p>
@@ -1937,7 +1934,7 @@
               <w:rPr>
                 <w:sz w:val="18"/>
               </w:rPr>
-              <w:t>; cierre reflexivo del guion §6.4</w:t>
+              <w:t>; cierre reflexivo del guion 6.4</w:t>
             </w:r>
           </w:p>
         </w:tc>
@@ -2011,7 +2008,7 @@
               <w:rPr>
                 <w:sz w:val="18"/>
               </w:rPr>
-              <w:t xml:space="preserve"> de los cuatro indicadores del Nivel 2 con su definición por fase (OE1 §3.6.1)</w:t>
+              <w:t xml:space="preserve"> de los cuatro indicadores del Nivel 2 con su definición por fase (OE1 3.6.1)</w:t>
             </w:r>
           </w:p>
         </w:tc>
@@ -2165,7 +2162,7 @@
         <w:t>TeacherReport</w:t>
       </w:r>
       <w:r>
-        <w:t>, RF-46, RF-47 y el nivel avanzado opcional del guion §10 —que introduce presión de tiempo y contradice CP-02—.</w:t>
+        <w:t>, RF-46, RF-47 y el nivel avanzado opcional del guion 10 —que introduce presión de tiempo y contradice CP-02—.</w:t>
       </w:r>
     </w:p>
     <w:p>
@@ -2190,7 +2187,6 @@
         <w:pStyle w:val="PrimerprrafoOE3"/>
       </w:pPr>
       <w:r>
-        <w:lastRenderedPageBreak/>
         <w:t xml:space="preserve">El slice no se planeó ni se cerró desde el código: cada tramo está radicado en un acta de la serie </w:t>
       </w:r>
       <w:r>
@@ -2209,7 +2205,7 @@
         <w:t>docs/actas/OE3/</w:t>
       </w:r>
       <w:r>
-        <w:t>), y el tablero Kanban vive en la §6 de cada una. Esta es la traza completa de las decisiones que gobernaron el incremento.</w:t>
+        <w:t>), y el tablero Kanban vive en la 6 de cada una. Esta es la traza completa de las decisiones que gobernaron el incremento.</w:t>
       </w:r>
     </w:p>
     <w:tbl>
@@ -2874,6 +2870,7 @@
           <w:b/>
           <w:bCs/>
         </w:rPr>
+        <w:lastRenderedPageBreak/>
         <w:t>Movimiento del tablero que este documento respalda.</w:t>
       </w:r>
       <w:r>
@@ -2887,7 +2884,7 @@
         <w:t>D05-1</w:t>
       </w:r>
       <w:r>
-        <w:t xml:space="preserve"> queda cumplida en su parte de código el 15/09/2026 —doce días antes de su fecha límite—: la fase del laberinto (W10–W14) y la fase de cierre del nivel (W15–W18) están implementadas, con sus puntos de control y las pruebas declaradas. Lo que queda de la tarjeta es lo que exige la build portable o al usuario, listado en la §7.</w:t>
+        <w:t xml:space="preserve"> queda cumplida en su parte de código el 15/09/2026 —doce días antes de su fecha límite—: la fase del laberinto (W10–W14) y la fase de cierre del nivel (W15–W18) están implementadas, con sus puntos de control y las pruebas declaradas. Lo que queda de la tarjeta es lo que exige la build portable o al usuario, listado en la 7.</w:t>
       </w:r>
     </w:p>
     <w:p>
@@ -2942,7 +2939,6 @@
         </w:numPr>
       </w:pPr>
       <w:r>
-        <w:lastRenderedPageBreak/>
         <w:t xml:space="preserve">Cuando un objeto y un encuadre no concuerdan, </w:t>
       </w:r>
       <w:r>
@@ -2974,7 +2970,7 @@
         </w:numPr>
       </w:pPr>
       <w:r>
-        <w:t xml:space="preserve">La revisión del Nivel 2 alcanza hasta el §6.3.1 del guion. </w:t>
+        <w:t xml:space="preserve">La revisión del Nivel 2 alcanza hasta el 6.3.1 del guion. </w:t>
       </w:r>
       <w:r>
         <w:rPr>
@@ -2983,7 +2979,7 @@
         <w:t>N2_Escena25_Cierre</w:t>
       </w:r>
       <w:r>
-        <w:t xml:space="preserve"> (§6.4) queda </w:t>
+        <w:t xml:space="preserve"> (6.4) queda </w:t>
       </w:r>
       <w:r>
         <w:rPr>
@@ -3433,7 +3429,11 @@
         <w:t>PlayerProfile.cs</w:t>
       </w:r>
       <w:r>
-        <w:t xml:space="preserve">, y T17 no había empezado, así que W02 escribió primero y T17 se apoyó en su API—. Solo </w:t>
+        <w:t xml:space="preserve">, y T17 no </w:t>
+      </w:r>
+      <w:r>
+        <w:lastRenderedPageBreak/>
+        <w:t xml:space="preserve">había empezado, así que W02 escribió primero y T17 se apoyó en su API—. Solo </w:t>
       </w:r>
       <w:r>
         <w:rPr>
@@ -3585,7 +3585,6 @@
       </w:pPr>
       <w:bookmarkStart w:id="4" w:name="_Toc241276564"/>
       <w:r>
-        <w:lastRenderedPageBreak/>
         <w:t>4. Lo construido, fase por fase</w:t>
       </w:r>
       <w:bookmarkEnd w:id="4"/>
@@ -3625,10 +3624,7 @@
         <w:t xml:space="preserve"> y la exclusión real.</w:t>
       </w:r>
       <w:r>
-        <w:t xml:space="preserve"> </w:t>
-      </w:r>
-      <w:r>
-        <w:t xml:space="preserve">El assembly nuevo depende solo de </w:t>
+        <w:t xml:space="preserve"> El assembly nuevo depende solo de </w:t>
       </w:r>
       <w:r>
         <w:rPr>
@@ -3810,306 +3806,290 @@
           <w:b/>
           <w:bCs/>
         </w:rPr>
-        <w:t>El formato del JSON del per</w:t>
-      </w:r>
+        <w:t>El formato del JSON del perfil no cambió</w:t>
+      </w:r>
+      <w:r>
+        <w:t xml:space="preserve"> — sigue escribiendo </w:t>
+      </w:r>
+      <w:r>
+        <w:rPr>
+          <w:rStyle w:val="CdigoenlneaOE3"/>
+        </w:rPr>
+        <w:t>level</w:t>
+      </w:r>
+      <w:r>
+        <w:t xml:space="preserve"> y </w:t>
+      </w:r>
+      <w:r>
+        <w:rPr>
+          <w:rStyle w:val="CdigoenlneaOE3"/>
+        </w:rPr>
+        <w:t>phase</w:t>
+      </w:r>
+      <w:r>
+        <w:t xml:space="preserve"> por separado, que es la lista cerrada ya radicada (RNF-09, 3.6.1 nota 5).</w:t>
+      </w:r>
+    </w:p>
+    <w:p>
+      <w:pPr>
+        <w:pStyle w:val="CitaOE3"/>
+      </w:pPr>
       <w:r>
         <w:rPr>
           <w:b/>
           <w:bCs/>
         </w:rPr>
-        <w:t>fil no cambió</w:t>
-      </w:r>
-      <w:r>
-        <w:t xml:space="preserve"> — sigue escribiendo </w:t>
-      </w:r>
-      <w:r>
-        <w:rPr>
-          <w:rStyle w:val="CdigoenlneaOE3"/>
-        </w:rPr>
-        <w:t>level</w:t>
-      </w:r>
-      <w:r>
-        <w:t xml:space="preserve"> y </w:t>
-      </w:r>
-      <w:r>
-        <w:rPr>
-          <w:rStyle w:val="CdigoenlneaOE3"/>
-        </w:rPr>
-        <w:t>phase</w:t>
-      </w:r>
-      <w:r>
-        <w:t xml:space="preserve"> por separado, que es la lista cerrada ya radicada (RNF-09, §3.6.1 nota 5).</w:t>
+        <w:t>Checkpoint W-A.</w:t>
+      </w:r>
+      <w:r>
+        <w:t xml:space="preserve"> 0 errores y 0 warnings; exclusión RNF-16 verde con los dos niveles reales (EditMode 63/63). Queda en </w:t>
+      </w:r>
+      <w:r>
+        <w:rPr>
+          <w:rStyle w:val="CdigoenlneaOE3"/>
+        </w:rPr>
+        <w:t>[~]</w:t>
+      </w:r>
+      <w:r>
+        <w:t xml:space="preserve"> ver el desbloqueo </w:t>
+      </w:r>
+      <w:r>
+        <w:rPr>
+          <w:b/>
+          <w:bCs/>
+        </w:rPr>
+        <w:t>jugando</w:t>
+      </w:r>
+      <w:r>
+        <w:t>, que no dependía de este carril.</w:t>
       </w:r>
     </w:p>
     <w:p>
       <w:pPr>
-        <w:pStyle w:val="CitaOE3"/>
+        <w:pStyle w:val="Ttulo3"/>
+      </w:pPr>
+      <w:r>
+        <w:t>Fase 1 — Andamiaje generalizado (W03, W04 · 10/09/2026)</w:t>
+      </w:r>
+    </w:p>
+    <w:p>
+      <w:pPr>
+        <w:pStyle w:val="PrimerprrafoOE3"/>
       </w:pPr>
       <w:r>
         <w:rPr>
           <w:b/>
           <w:bCs/>
         </w:rPr>
-        <w:t>Checkpoint W-A.</w:t>
-      </w:r>
-      <w:r>
-        <w:t xml:space="preserve"> 0 errores y 0 warnings; exclusión RNF-16 verde con los dos niveles reales (EditMode 63/63). Queda en </w:t>
-      </w:r>
-      <w:r>
-        <w:rPr>
-          <w:rStyle w:val="CdigoenlneaOE3"/>
-        </w:rPr>
-        <w:t>[~]</w:t>
-      </w:r>
-      <w:r>
-        <w:t xml:space="preserve"> ver el desbloqueo </w:t>
-      </w:r>
-      <w:r>
-        <w:rPr>
+        <w:t xml:space="preserve">W03 · </w:t>
+      </w:r>
+      <w:r>
+        <w:rPr>
+          <w:rStyle w:val="CdigoenlneaOE3"/>
           <w:b/>
           <w:bCs/>
         </w:rPr>
-        <w:t>jugando</w:t>
-      </w:r>
-      <w:r>
-        <w:t>, que no dependía de este carril.</w:t>
+        <w:t>HintPolicy</w:t>
+      </w:r>
+      <w:r>
+        <w:rPr>
+          <w:b/>
+          <w:bCs/>
+        </w:rPr>
+        <w:t xml:space="preserve"> por fase, no por nivel.</w:t>
+      </w:r>
+      <w:r>
+        <w:t xml:space="preserve"> La ayuda a demanda y la pista tras tres fallos dejan de ser del nivel y pasan a ser de la fase: el Nivel 2 tiene tres tareas distintas y una política por nivel habría dado la pista del bosque en el laberinto.</w:t>
       </w:r>
     </w:p>
     <w:p>
       <w:pPr>
-        <w:pStyle w:val="Ttulo3"/>
-      </w:pPr>
-      <w:r>
-        <w:t>Fase 1 — Andamiaje generalizado (W03, W04 · 10/09/2026)</w:t>
+        <w:pStyle w:val="TextoOE3"/>
+      </w:pPr>
+      <w:r>
+        <w:rPr>
+          <w:b/>
+          <w:bCs/>
+        </w:rPr>
+        <w:t>W04 · Las seis secuencias narrativas.</w:t>
+      </w:r>
+      <w:r>
+        <w:t xml:space="preserve"> Seis </w:t>
+      </w:r>
+      <w:r>
+        <w:rPr>
+          <w:rStyle w:val="CdigoenlneaOE3"/>
+        </w:rPr>
+        <w:t>NarrativeSequence</w:t>
+      </w:r>
+      <w:r>
+        <w:t xml:space="preserve"> en </w:t>
+      </w:r>
+      <w:r>
+        <w:rPr>
+          <w:rStyle w:val="CdigoenlneaOE3"/>
+        </w:rPr>
+        <w:t>Assets/Game/Data/Narrative/</w:t>
+      </w:r>
+      <w:r>
+        <w:t xml:space="preserve">, no seis escenas ni seis ramas. </w:t>
+      </w:r>
+      <w:r>
+        <w:rPr>
+          <w:b/>
+          <w:bCs/>
+        </w:rPr>
+        <w:t>Hallazgo real:</w:t>
+      </w:r>
+      <w:r>
+        <w:t xml:space="preserve"> </w:t>
+      </w:r>
+      <w:r>
+        <w:rPr>
+          <w:rStyle w:val="CdigoenlneaOE3"/>
+        </w:rPr>
+        <w:t>DialogueRunner</w:t>
+      </w:r>
+      <w:r>
+        <w:t xml:space="preserve"> no necesitaba cambios —se confirmó, no los necesitó—; quien estaba mal parametrizado era </w:t>
+      </w:r>
+      <w:r>
+        <w:rPr>
+          <w:rStyle w:val="CdigoenlneaOE3"/>
+        </w:rPr>
+        <w:t>NarrativeVisitPolicy</w:t>
+      </w:r>
+      <w:r>
+        <w:t xml:space="preserve">, que decidía «ya vista» con una señal que el cierre reflexivo vuelve cierta justo antes de mostrarse. Se corrigió también el comentario de </w:t>
+      </w:r>
+      <w:r>
+        <w:rPr>
+          <w:rStyle w:val="CdigoenlneaOE3"/>
+        </w:rPr>
+        <w:t>DialogueRunner</w:t>
+      </w:r>
+      <w:r>
+        <w:t xml:space="preserve"> que afirmaba lo contrario. </w:t>
+      </w:r>
+      <w:r>
+        <w:rPr>
+          <w:i/>
+          <w:iCs/>
+        </w:rPr>
+        <w:t xml:space="preserve">(Nota del 25/09/2026: son siete desde </w:t>
+      </w:r>
+      <w:r>
+        <w:rPr>
+          <w:rStyle w:val="CdigoenlneaOE3"/>
+          <w:i/>
+          <w:iCs/>
+        </w:rPr>
+        <w:t>d7ace67</w:t>
+      </w:r>
+      <w:r>
+        <w:rPr>
+          <w:i/>
+          <w:iCs/>
+        </w:rPr>
+        <w:t xml:space="preserve"> —</w:t>
+      </w:r>
+      <w:r>
+        <w:rPr>
+          <w:rStyle w:val="CdigoenlneaOE3"/>
+          <w:i/>
+          <w:iCs/>
+        </w:rPr>
+        <w:t>N2_PuenteI_Bosque</w:t>
+      </w:r>
+      <w:r>
+        <w:rPr>
+          <w:i/>
+          <w:iCs/>
+        </w:rPr>
+        <w:t xml:space="preserve">, A.3—; </w:t>
+      </w:r>
+      <w:r>
+        <w:rPr>
+          <w:rStyle w:val="CdigoenlneaOE3"/>
+          <w:i/>
+          <w:iCs/>
+        </w:rPr>
+        <w:t>DialogueRunner</w:t>
+      </w:r>
+      <w:r>
+        <w:rPr>
+          <w:i/>
+          <w:iCs/>
+        </w:rPr>
+        <w:t xml:space="preserve"> sí </w:t>
+      </w:r>
+      <w:r>
+        <w:rPr>
+          <w:i/>
+          <w:iCs/>
+        </w:rPr>
+        <w:lastRenderedPageBreak/>
+        <w:t xml:space="preserve">cambió después, en W07, que le sumó </w:t>
+      </w:r>
+      <w:r>
+        <w:rPr>
+          <w:rStyle w:val="CdigoenlneaOE3"/>
+          <w:i/>
+          <w:iCs/>
+        </w:rPr>
+        <w:t>Progress</w:t>
+      </w:r>
+      <w:r>
+        <w:rPr>
+          <w:i/>
+          <w:iCs/>
+        </w:rPr>
+        <w:t xml:space="preserve"> e </w:t>
+      </w:r>
+      <w:r>
+        <w:rPr>
+          <w:rStyle w:val="CdigoenlneaOE3"/>
+          <w:i/>
+          <w:iCs/>
+        </w:rPr>
+        <w:t>Index</w:t>
+      </w:r>
+      <w:r>
+        <w:rPr>
+          <w:i/>
+          <w:iCs/>
+        </w:rPr>
+        <w:t xml:space="preserve"> —A.2—; y la regla de «ya vista» fuera del cierre reflexivo cambió con </w:t>
+      </w:r>
+      <w:r>
+        <w:rPr>
+          <w:rStyle w:val="CdigoenlneaOE3"/>
+          <w:i/>
+          <w:iCs/>
+        </w:rPr>
+        <w:t>d81cfc7</w:t>
+      </w:r>
+      <w:r>
+        <w:rPr>
+          <w:i/>
+          <w:iCs/>
+        </w:rPr>
+        <w:t xml:space="preserve"> —A.9—.)</w:t>
       </w:r>
     </w:p>
     <w:p>
       <w:pPr>
-        <w:pStyle w:val="PrimerprrafoOE3"/>
+        <w:pStyle w:val="CitaOE3"/>
       </w:pPr>
       <w:r>
         <w:rPr>
           <w:b/>
           <w:bCs/>
         </w:rPr>
-        <w:t xml:space="preserve">W03 · </w:t>
-      </w:r>
-      <w:r>
-        <w:rPr>
-          <w:rStyle w:val="CdigoenlneaOE3"/>
-          <w:b/>
-          <w:bCs/>
-        </w:rPr>
-        <w:t>HintPolicy</w:t>
-      </w:r>
-      <w:r>
-        <w:rPr>
-          <w:b/>
-          <w:bCs/>
-        </w:rPr>
-        <w:t xml:space="preserve"> </w:t>
-      </w:r>
-      <w:r>
-        <w:rPr>
-          <w:b/>
-          <w:bCs/>
-        </w:rPr>
-        <w:t>por fase, no por nivel.</w:t>
-      </w:r>
-      <w:r>
-        <w:t xml:space="preserve"> La ayuda a demanda y la pista tras tres fallos dejan de ser del nivel y pasan a ser de la fase: el Nivel 2 tiene tres tareas distintas y una política por nivel habría dado la pista del bosque en el laberinto.</w:t>
-      </w:r>
-    </w:p>
-    <w:p>
-      <w:pPr>
-        <w:pStyle w:val="TextoOE3"/>
-      </w:pPr>
-      <w:r>
-        <w:rPr>
-          <w:b/>
-          <w:bCs/>
-        </w:rPr>
-        <w:t>W04 · Las seis secuencias narrativas.</w:t>
-      </w:r>
-      <w:r>
-        <w:t xml:space="preserve"> Seis </w:t>
-      </w:r>
-      <w:r>
-        <w:rPr>
-          <w:rStyle w:val="CdigoenlneaOE3"/>
-        </w:rPr>
-        <w:t>NarrativeSequence</w:t>
-      </w:r>
-      <w:r>
-        <w:t xml:space="preserve"> en </w:t>
-      </w:r>
-      <w:r>
-        <w:rPr>
-          <w:rStyle w:val="CdigoenlneaOE3"/>
-        </w:rPr>
-        <w:t>Assets/Game/Data/Narrative/</w:t>
-      </w:r>
-      <w:r>
-        <w:t xml:space="preserve">, no seis escenas ni seis ramas. </w:t>
-      </w:r>
-      <w:r>
-        <w:rPr>
-          <w:b/>
-          <w:bCs/>
-        </w:rPr>
-        <w:t>Hallazgo real:</w:t>
-      </w:r>
-      <w:r>
-        <w:t xml:space="preserve"> </w:t>
-      </w:r>
-      <w:r>
-        <w:rPr>
-          <w:rStyle w:val="CdigoenlneaOE3"/>
-        </w:rPr>
-        <w:t>DialogueRunner</w:t>
-      </w:r>
-      <w:r>
-        <w:t xml:space="preserve"> no necesitaba cambios —se confirmó, no los necesitó—; quien estaba mal parametrizado era </w:t>
-      </w:r>
-      <w:r>
-        <w:rPr>
-          <w:rStyle w:val="CdigoenlneaOE3"/>
-        </w:rPr>
-        <w:t>NarrativeVisitPolicy</w:t>
-      </w:r>
-      <w:r>
-        <w:t xml:space="preserve">, que decidía «ya vista» con una señal que el cierre reflexivo vuelve cierta justo antes de mostrarse. Se corrigió también el comentario de </w:t>
-      </w:r>
-      <w:r>
-        <w:rPr>
-          <w:rStyle w:val="CdigoenlneaOE3"/>
-        </w:rPr>
-        <w:t>DialogueRunner</w:t>
-      </w:r>
-      <w:r>
-        <w:t xml:space="preserve"> que afirmaba lo contrario. </w:t>
-      </w:r>
-      <w:r>
-        <w:rPr>
-          <w:i/>
-          <w:iCs/>
-        </w:rPr>
-        <w:t xml:space="preserve">(Nota del 25/09/2026: son siete desde </w:t>
-      </w:r>
-      <w:r>
-        <w:rPr>
-          <w:rStyle w:val="CdigoenlneaOE3"/>
-          <w:i/>
-          <w:iCs/>
-        </w:rPr>
-        <w:t>d7ace67</w:t>
-      </w:r>
-      <w:r>
-        <w:rPr>
-          <w:i/>
-          <w:iCs/>
-        </w:rPr>
-        <w:t xml:space="preserve"> —</w:t>
-      </w:r>
-      <w:r>
-        <w:rPr>
-          <w:rStyle w:val="CdigoenlneaOE3"/>
-          <w:i/>
-          <w:iCs/>
-        </w:rPr>
-        <w:t>N2_PuenteI_Bosque</w:t>
-      </w:r>
-      <w:r>
-        <w:rPr>
-          <w:i/>
-          <w:iCs/>
-        </w:rPr>
-        <w:t xml:space="preserve">, A.3—; </w:t>
-      </w:r>
-      <w:r>
-        <w:rPr>
-          <w:rStyle w:val="CdigoenlneaOE3"/>
-          <w:i/>
-          <w:iCs/>
-        </w:rPr>
-        <w:t>DialogueRunner</w:t>
-      </w:r>
-      <w:r>
-        <w:rPr>
-          <w:i/>
-          <w:iCs/>
-        </w:rPr>
-        <w:t xml:space="preserve"> sí cambió después</w:t>
-      </w:r>
-      <w:r>
-        <w:rPr>
-          <w:i/>
-          <w:iCs/>
-        </w:rPr>
-        <w:t xml:space="preserve">, en W07, que le sumó </w:t>
-      </w:r>
-      <w:r>
-        <w:rPr>
-          <w:rStyle w:val="CdigoenlneaOE3"/>
-          <w:i/>
-          <w:iCs/>
-        </w:rPr>
-        <w:t>Progress</w:t>
-      </w:r>
-      <w:r>
-        <w:rPr>
-          <w:i/>
-          <w:iCs/>
-        </w:rPr>
-        <w:t xml:space="preserve"> e </w:t>
-      </w:r>
-      <w:r>
-        <w:rPr>
-          <w:rStyle w:val="CdigoenlneaOE3"/>
-          <w:i/>
-          <w:iCs/>
-        </w:rPr>
-        <w:t>Index</w:t>
-      </w:r>
-      <w:r>
-        <w:rPr>
-          <w:i/>
-          <w:iCs/>
-        </w:rPr>
-        <w:t xml:space="preserve"> —A.2—; y la regla de «ya vista» fuera del cierre reflexivo cambió con </w:t>
-      </w:r>
-      <w:r>
-        <w:rPr>
-          <w:rStyle w:val="CdigoenlneaOE3"/>
-          <w:i/>
-          <w:iCs/>
-        </w:rPr>
-        <w:t>d81cfc7</w:t>
-      </w:r>
-      <w:r>
-        <w:rPr>
-          <w:i/>
-          <w:iCs/>
-        </w:rPr>
-        <w:t xml:space="preserve"> —A.9—.)</w:t>
-      </w:r>
-    </w:p>
-    <w:p>
-      <w:pPr>
-        <w:pStyle w:val="CitaOE3"/>
-      </w:pPr>
-      <w:r>
-        <w:rPr>
-          <w:b/>
-          <w:bCs/>
-        </w:rPr>
         <w:t>Checkpoint W-B.</w:t>
       </w:r>
       <w:r>
-        <w:t xml:space="preserve"> </w:t>
-      </w:r>
-      <w:r>
-        <w:t xml:space="preserve">Las seis escenas se recorren completas; ninguna pista del Nivel 2 nombra la respuesta (CP-06), verificado con términos prohibidos por fase sobre </w:t>
+        <w:t xml:space="preserve"> Las seis escenas se recorren completas; ninguna pista del Nivel 2 nombra la respuesta (CP-06), verificado con términos prohibidos por fase sobre </w:t>
       </w:r>
       <w:r>
         <w:rPr>
@@ -4160,7 +4140,6 @@
           <w:b/>
           <w:bCs/>
         </w:rPr>
-        <w:lastRenderedPageBreak/>
         <w:t xml:space="preserve">W05 · </w:t>
       </w:r>
       <w:r>
@@ -4513,7 +4492,11 @@
         <w:t>conservando el botón</w:t>
       </w:r>
       <w:r>
-        <w:t xml:space="preserve">, porque RF-28 dice «el </w:t>
+        <w:t xml:space="preserve">, </w:t>
+      </w:r>
+      <w:r>
+        <w:lastRenderedPageBreak/>
+        <w:t xml:space="preserve">porque RF-28 dice «el </w:t>
       </w:r>
       <w:r>
         <w:rPr>
@@ -4523,10 +4506,7 @@
         <w:t>botón</w:t>
       </w:r>
       <w:r>
-        <w:t xml:space="preserve"> de mecanizar» y el guion §6.2.2 paso 2 también: ni el RF ni el guion necesitan corrección y lo </w:t>
-      </w:r>
-      <w:r>
-        <w:t>radicado se sigue cumpliendo al pie de la letra.</w:t>
+        <w:t xml:space="preserve"> de mecanizar» y el guion 6.2.2 paso 2 también: ni el RF ni el guion necesitan corrección y lo radicado se sigue cumpliendo al pie de la letra.</w:t>
       </w:r>
     </w:p>
     <w:p>
@@ -4585,10 +4565,7 @@
         <w:t>compone una secuencia de bloques</w:t>
       </w:r>
       <w:r>
-        <w:t xml:space="preserve"> </w:t>
-      </w:r>
-      <w:r>
-        <w:t>y la ejecuta; la carretilla obedece paso a paso.</w:t>
+        <w:t xml:space="preserve"> y la ejecuta; la carretilla obedece paso a paso.</w:t>
       </w:r>
     </w:p>
     <w:p>
@@ -4604,7 +4581,6 @@
           <w:b/>
           <w:bCs/>
         </w:rPr>
-        <w:lastRenderedPageBreak/>
         <w:t xml:space="preserve">W10 · </w:t>
       </w:r>
       <w:r>
@@ -4930,7 +4906,11 @@
         <w:t>un solo tipo para las tres fases</w:t>
       </w:r>
       <w:r>
-        <w:t>: la mecánica de registro es la misma —una acción se acepta o se rechaza, una ejecución llega o no— y lo que cambia por fase es qué cuenta como paso. La definición operativa de OE1 §3.6.1 se implementó literalmente:</w:t>
+        <w:t xml:space="preserve">: la mecánica de registro es la misma —una acción se acepta o se rechaza, una </w:t>
+      </w:r>
+      <w:r>
+        <w:lastRenderedPageBreak/>
+        <w:t>ejecución llega o no— y lo que cambia por fase es qué cuenta como paso. La definición operativa de OE1 3.6.1 se implementó literalmente:</w:t>
       </w:r>
     </w:p>
     <w:tbl>
@@ -5245,7 +5225,6 @@
                 <w:bCs/>
                 <w:sz w:val="18"/>
               </w:rPr>
-              <w:lastRenderedPageBreak/>
               <w:t>Pasos utilizados</w:t>
             </w:r>
           </w:p>
@@ -5269,7 +5248,7 @@
                 <w:bCs/>
                 <w:sz w:val="18"/>
               </w:rPr>
-              <w:t>Sin definición en §3.6.1</w:t>
+              <w:t>Sin definición en 3.6.1</w:t>
             </w:r>
             <w:r>
               <w:rPr>
@@ -5522,7 +5501,7 @@
         <w:t>suma los intentos y las correcciones de las tres fases</w:t>
       </w:r>
       <w:r>
-        <w:t xml:space="preserve"> antes de elegir la variante: sumar no crea una cifra a la vista, porque el texto sigue siendo una línea fija del asset. El cierre reflexivo del §6.4 nombra explícitamente </w:t>
+        <w:t xml:space="preserve"> antes de elegir la variante: sumar no crea una cifra a la vista, porque el texto sigue siendo una línea fija del asset. El cierre reflexivo del 6.4 nombra explícitamente </w:t>
       </w:r>
       <w:r>
         <w:rPr>
@@ -5542,10 +5521,7 @@
         <w:t>pensar como un algoritmo</w:t>
       </w:r>
       <w:r>
-        <w:t>, y no es omitible la primera vez (CP-07) po</w:t>
-      </w:r>
-      <w:r>
-        <w:t xml:space="preserve">rque </w:t>
+        <w:t xml:space="preserve">, y no es omitible la primera vez (CP-07) porque </w:t>
       </w:r>
       <w:r>
         <w:rPr>
@@ -5647,10 +5623,7 @@
         <w:t>Reiniciar</w:t>
       </w:r>
       <w:r>
-        <w:t xml:space="preserve"> que Santiago pidió el 15/09/2026, entre «Reanudar» y «Volver al menú de niveles» y con el estilo secundario de este último. Dos cambios de comportamiento: el tercer bo</w:t>
-      </w:r>
-      <w:r>
-        <w:t xml:space="preserve">tón sale ahora a la </w:t>
+        <w:t xml:space="preserve"> que Santiago pidió el 15/09/2026, entre «Reanudar» y «Volver al menú de niveles» y con el estilo secundario de este último. Dos cambios de comportamiento: el tercer botón sale ahora a la </w:t>
       </w:r>
       <w:r>
         <w:rPr>
@@ -5746,14 +5719,7 @@
           <w:i/>
           <w:iCs/>
         </w:rPr>
-        <w:t xml:space="preserve"> m</w:t>
-      </w:r>
-      <w:r>
-        <w:rPr>
-          <w:i/>
-          <w:iCs/>
-        </w:rPr>
-        <w:t>uestrea en su lugar el acercamiento del cierre del acopio; Anexo, A.1.)</w:t>
+        <w:t xml:space="preserve"> muestrea en su lugar el acercamiento del cierre del acopio; Anexo, A.1.)</w:t>
       </w:r>
     </w:p>
     <w:p>
@@ -5765,6 +5731,7 @@
           <w:b/>
           <w:bCs/>
         </w:rPr>
+        <w:lastRenderedPageBreak/>
         <w:t>Checkpoint W-F.</w:t>
       </w:r>
       <w:r>
@@ -5777,12 +5744,11 @@
         <w:t>Boot</w:t>
       </w:r>
       <w:r>
-        <w:t xml:space="preserve"> con perfil real. Lo que queda es de la build o del usuario: §7.</w:t>
+        <w:t xml:space="preserve"> con perfil real. Lo que queda es de la build o del usuario: 7.</w:t>
       </w:r>
     </w:p>
     <w:p>
       <w:r>
-        <w:lastRenderedPageBreak/>
         <w:pict w14:anchorId="5BB5C072">
           <v:rect id="_x0000_i1029" style="width:0;height:1.5pt" o:hralign="center" o:hrstd="t" o:hr="t"/>
         </w:pict>
@@ -6156,13 +6122,7 @@
         <w:rPr>
           <w:rStyle w:val="CdigoenlneaOE3"/>
         </w:rPr>
-        <w:t>ConnectionR</w:t>
-      </w:r>
-      <w:r>
-        <w:rPr>
-          <w:rStyle w:val="CdigoenlneaOE3"/>
-        </w:rPr>
-        <w:t>efused</w:t>
+        <w:t>ConnectionRefused</w:t>
       </w:r>
       <w:r>
         <w:t xml:space="preserve"> son que la suite pase: todas las cifras de abajo salen de un archivo de resultados real.</w:t>
@@ -6209,6 +6169,7 @@
                 <w:b/>
                 <w:sz w:val="18"/>
               </w:rPr>
+              <w:lastRenderedPageBreak/>
               <w:t>Corrida</w:t>
             </w:r>
           </w:p>
@@ -6351,7 +6312,6 @@
               <w:rPr>
                 <w:sz w:val="18"/>
               </w:rPr>
-              <w:lastRenderedPageBreak/>
               <w:t>PlayMode, suite completa</w:t>
             </w:r>
           </w:p>
@@ -6653,7 +6613,7 @@
         <w:t>Casos declarados por archivo de prueba</w:t>
       </w:r>
       <w:r>
-        <w:t xml:space="preserve"> (lo que cada uno cubre está en la §7 del inventario):</w:t>
+        <w:t xml:space="preserve"> (lo que cada uno cubre está en la 7 del inventario):</w:t>
       </w:r>
     </w:p>
     <w:tbl>
@@ -7728,7 +7688,6 @@
         <w:pStyle w:val="PrimerprrafoOE3"/>
       </w:pPr>
       <w:r>
-        <w:lastRenderedPageBreak/>
         <w:t xml:space="preserve">Esta sección se construyó sobre el </w:t>
       </w:r>
       <w:r>
@@ -7766,6 +7725,7 @@
         <w:pStyle w:val="TextoOE3"/>
       </w:pPr>
       <w:r>
+        <w:lastRenderedPageBreak/>
         <w:t xml:space="preserve">Los cuatro hubs más conectados del proyecto entero son hoy, según </w:t>
       </w:r>
       <w:r>
@@ -8345,7 +8305,6 @@
                 <w:rStyle w:val="CdigoenlneaOE3"/>
                 <w:sz w:val="18"/>
               </w:rPr>
-              <w:lastRenderedPageBreak/>
               <w:t>ForestObjectNudge.cs</w:t>
             </w:r>
           </w:p>
@@ -8865,6 +8824,7 @@
                 <w:rStyle w:val="CdigoenlneaOE3"/>
                 <w:sz w:val="18"/>
               </w:rPr>
+              <w:lastRenderedPageBreak/>
               <w:t>AssemblySequence.cs</w:t>
             </w:r>
           </w:p>
@@ -9168,7 +9128,6 @@
                 <w:rStyle w:val="CdigoenlneaOE3"/>
                 <w:sz w:val="18"/>
               </w:rPr>
-              <w:lastRenderedPageBreak/>
               <w:t>WorkshopPiecePlacement.cs</w:t>
             </w:r>
           </w:p>
@@ -9894,14 +9853,7 @@
               <w:rPr>
                 <w:sz w:val="18"/>
               </w:rPr>
-              <w:t xml:space="preserve">Ejecuta la secuencia paso a paso y devuelve qué pasó en cada bloque, sin </w:t>
-            </w:r>
-            <w:r>
-              <w:rPr>
-                <w:sz w:val="18"/>
-              </w:rPr>
-              <w:lastRenderedPageBreak/>
-              <w:t>nombrar nunca el que hay que corregir</w:t>
+              <w:t>Ejecuta la secuencia paso a paso y devuelve qué pasó en cada bloque, sin nombrar nunca el que hay que corregir</w:t>
             </w:r>
           </w:p>
         </w:tc>
@@ -9925,7 +9877,6 @@
                 <w:rStyle w:val="CdigoenlneaOE3"/>
                 <w:sz w:val="18"/>
               </w:rPr>
-              <w:lastRenderedPageBreak/>
               <w:t>WheelIndicatorCollector.cs</w:t>
             </w:r>
           </w:p>
@@ -9989,7 +9940,7 @@
               <w:rPr>
                 <w:sz w:val="18"/>
               </w:rPr>
-              <w:t xml:space="preserve">Los cuatro indicadores del nivel, con la definición por fase de §3.6.1. Implementa </w:t>
+              <w:t xml:space="preserve">Los cuatro indicadores del nivel, con la definición por fase de 3.6.1. Implementa </w:t>
             </w:r>
             <w:r>
               <w:rPr>
@@ -10096,13 +10047,7 @@
               <w:rPr>
                 <w:sz w:val="18"/>
               </w:rPr>
-              <w:t xml:space="preserve"> </w:t>
-            </w:r>
-            <w:r>
-              <w:rPr>
-                <w:sz w:val="18"/>
-              </w:rPr>
-              <w:t>de las dos suites del módulo: probar sin ampliar la superficie pública</w:t>
+              <w:t xml:space="preserve"> de las dos suites del módulo: probar sin ampliar la superficie pública</w:t>
             </w:r>
           </w:p>
         </w:tc>
@@ -10491,6 +10436,7 @@
                 <w:rStyle w:val="CdigoenlneaOE3"/>
                 <w:sz w:val="18"/>
               </w:rPr>
+              <w:lastRenderedPageBreak/>
               <w:t>EditMode/…/MazeGridTests.cs</w:t>
             </w:r>
           </w:p>
@@ -10731,7 +10677,7 @@
               <w:rPr>
                 <w:sz w:val="18"/>
               </w:rPr>
-              <w:t>Las doce celdas de §3.6.1, la pausa y el barrido CP-03</w:t>
+              <w:t>Las doce celdas de 3.6.1, la pausa y el barrido CP-03</w:t>
             </w:r>
           </w:p>
         </w:tc>
@@ -10953,7 +10899,6 @@
                 <w:rStyle w:val="CdigoenlneaOE3"/>
                 <w:sz w:val="18"/>
               </w:rPr>
-              <w:lastRenderedPageBreak/>
               <w:t>PlayMode/…/MazeSceneTests.cs</w:t>
             </w:r>
           </w:p>
@@ -11821,7 +11766,7 @@
               <w:rPr>
                 <w:sz w:val="18"/>
               </w:rPr>
-              <w:t>El cierre reflexivo del §6.4: abstraer y pensar como un algoritmo</w:t>
+              <w:t>El cierre reflexivo del 6.4: abstraer y pensar como un algoritmo</w:t>
             </w:r>
           </w:p>
         </w:tc>
@@ -11973,7 +11918,6 @@
           <w:b/>
           <w:bCs/>
         </w:rPr>
-        <w:lastRenderedPageBreak/>
         <w:t>Assets/Game/Prefabs/UI/MenuPausa.prefab</w:t>
       </w:r>
       <w:r>
@@ -12027,10 +11971,7 @@
         <w:t>Assets/Game/Art/</w:t>
       </w:r>
       <w:r>
-        <w:t xml:space="preserve"> </w:t>
-      </w:r>
-      <w:r>
-        <w:t xml:space="preserve">con la nomenclatura radicada: </w:t>
+        <w:t xml:space="preserve"> con la nomenclatura radicada: </w:t>
       </w:r>
       <w:r>
         <w:rPr>
@@ -12048,7 +11989,11 @@
         <w:t>entorno_n2_laberinto</w:t>
       </w:r>
       <w:r>
-        <w:t>, los cinco estados de la carretilla (</w:t>
+        <w:t xml:space="preserve">, los cinco estados de la carretilla </w:t>
+      </w:r>
+      <w:r>
+        <w:lastRenderedPageBreak/>
+        <w:t>(</w:t>
       </w:r>
       <w:r>
         <w:rPr>
@@ -12126,15 +12071,7 @@
           <w:i/>
           <w:iCs/>
         </w:rPr>
-        <w:t>prop_n</w:t>
-      </w:r>
-      <w:r>
-        <w:rPr>
-          <w:rStyle w:val="CdigoenlneaOE3"/>
-          <w:i/>
-          <w:iCs/>
-        </w:rPr>
-        <w:t>2_caja_suelo_vacía</w:t>
+        <w:t>prop_n2_caja_suelo_vacía</w:t>
       </w:r>
       <w:r>
         <w:rPr>
@@ -13064,7 +13001,6 @@
           <w:i/>
           <w:iCs/>
         </w:rPr>
-        <w:lastRenderedPageBreak/>
         <w:t>UI/NarrativeSceneController.cs</w:t>
       </w:r>
       <w:r>
@@ -13568,6 +13504,7 @@
       </w:pPr>
       <w:bookmarkStart w:id="8" w:name="_Toc241276568"/>
       <w:r>
+        <w:lastRenderedPageBreak/>
         <w:t>8. Lo que queda abierto</w:t>
       </w:r>
       <w:bookmarkEnd w:id="8"/>
@@ -13702,7 +13639,7 @@
         <w:t>R1 · Servidor MCP de pruebas.</w:t>
       </w:r>
       <w:r>
-        <w:t xml:space="preserve"> Sigue sin conectar; el paliativo de la §6 funcionó, pero instalarlo sigue siendo la acción de mayor retorno del proyecto.</w:t>
+        <w:t xml:space="preserve"> Sigue sin conectar; el paliativo de la 6 funcionó, pero instalarlo sigue siendo la acción de mayor retorno del proyecto.</w:t>
       </w:r>
     </w:p>
     <w:p>
@@ -13718,7 +13655,6 @@
           <w:b/>
           <w:bCs/>
         </w:rPr>
-        <w:lastRenderedPageBreak/>
         <w:t xml:space="preserve">Pregunta abierta 1 · </w:t>
       </w:r>
       <w:r>
@@ -13737,7 +13673,7 @@
         <w:t xml:space="preserve"> de la fase 1.</w:t>
       </w:r>
       <w:r>
-        <w:t xml:space="preserve"> OE1 §3.6.1 no lo define para el bosque. </w:t>
+        <w:t xml:space="preserve"> OE1 3.6.1 no lo define para el bosque. </w:t>
       </w:r>
       <w:r>
         <w:rPr>
@@ -13804,7 +13740,7 @@
         <w:t>Las dos pruebas del bosque sensibles al ratón real</w:t>
       </w:r>
       <w:r>
-        <w:t xml:space="preserve"> (§5.5). </w:t>
+        <w:t xml:space="preserve"> (5.5). </w:t>
       </w:r>
       <w:r>
         <w:rPr>
@@ -13978,6 +13914,7 @@
       </w:pPr>
       <w:bookmarkStart w:id="9" w:name="_Toc241276569"/>
       <w:r>
+        <w:lastRenderedPageBreak/>
         <w:t>9. Cómo se reproduce</w:t>
       </w:r>
       <w:bookmarkEnd w:id="9"/>
@@ -14050,7 +13987,7 @@
         <w:rPr>
           <w:rStyle w:val="CdigoenlneaOE3"/>
         </w:rPr>
-        <w:t># El grafo de conocimiento sobre el que se hizo la §7</w:t>
+        <w:t># El grafo de conocimiento sobre el que se hizo la 7</w:t>
       </w:r>
       <w:r>
         <w:br/>
@@ -14059,13 +13996,7 @@
         <w:rPr>
           <w:rStyle w:val="CdigoenlneaOE3"/>
         </w:rPr>
-        <w:t>graphify update .                       # re-extra</w:t>
-      </w:r>
-      <w:r>
-        <w:rPr>
-          <w:rStyle w:val="CdigoenlneaOE3"/>
-        </w:rPr>
-        <w:t>cción de código, sin LLM</w:t>
+        <w:t>graphify update .                       # re-extracción de código, sin LLM</w:t>
       </w:r>
       <w:r>
         <w:br/>
@@ -14106,10 +14037,7 @@
         <w:t>unity test</w:t>
       </w:r>
       <w:r>
-        <w:t xml:space="preserve"> </w:t>
-      </w:r>
-      <w:r>
-        <w:t xml:space="preserve">abre su propia instancia batchmode: con el Editor abierto falla con </w:t>
+        <w:t xml:space="preserve"> abre su propia instancia batchmode: con el Editor abierto falla con </w:t>
       </w:r>
       <w:r>
         <w:rPr>
@@ -14118,12 +14046,11 @@
         <w:t>another Unity instance is running</w:t>
       </w:r>
       <w:r>
-        <w:t>. Para correr contra el Editor abierto, el paliativo de la §6.</w:t>
+        <w:t>. Para correr contra el Editor abierto, el paliativo de la 6.</w:t>
       </w:r>
     </w:p>
     <w:p>
       <w:r>
-        <w:lastRenderedPageBreak/>
         <w:pict w14:anchorId="6F6F8605">
           <v:rect id="_x0000_i1034" style="width:0;height:1.5pt" o:hralign="center" o:hrstd="t" o:hr="t"/>
         </w:pict>
@@ -14172,10 +14099,7 @@
         <w:t>ccf77e6</w:t>
       </w:r>
       <w:r>
-        <w:t>. Las tablas archivo por archivo del carril de arte</w:t>
-      </w:r>
-      <w:r>
-        <w:t xml:space="preserve"> y sonido están en </w:t>
+        <w:t xml:space="preserve">. Las tablas archivo por archivo del carril de arte y sonido están en </w:t>
       </w:r>
       <w:r>
         <w:rPr>
@@ -14921,6 +14845,7 @@
                 <w:rStyle w:val="CdigoenlneaOE3"/>
                 <w:sz w:val="18"/>
               </w:rPr>
+              <w:lastRenderedPageBreak/>
               <w:t>b38c00b</w:t>
             </w:r>
           </w:p>
@@ -15246,11 +15171,7 @@
         <w:t>N2_Escena22_ElPatron</w:t>
       </w:r>
       <w:r>
-        <w:t xml:space="preserve">), que es la que anima el </w:t>
-      </w:r>
-      <w:r>
-        <w:lastRenderedPageBreak/>
-        <w:t xml:space="preserve">rodado. Sin </w:t>
+        <w:t xml:space="preserve">), que es la que anima el rodado. Sin </w:t>
       </w:r>
       <w:r>
         <w:rPr>
@@ -15419,10 +15340,7 @@
         <w:t>WheelLevel_RNF21_NingunaAnimacionDelNivel2TieneDestellos</w:t>
       </w:r>
       <w:r>
-        <w:t xml:space="preserve"> muestrea ahora el acercamiento del cierre d</w:t>
-      </w:r>
-      <w:r>
-        <w:t>el acopio.</w:t>
+        <w:t xml:space="preserve"> muestrea ahora el acercamiento del cierre del acopio.</w:t>
       </w:r>
     </w:p>
     <w:p>
@@ -15441,7 +15359,7 @@
         <w:t>INC-50 sigue abierto</w:t>
       </w:r>
       <w:r>
-        <w:t>: RF-26, HU-08 y CU-06 describen el rodado dentro de la mecánica, y el guion §1.6.1.2 también. El código se adelantó al documento por decisión de Santiago; lo que falta es editar el documento radicado.</w:t>
+        <w:t>: RF-26, HU-08 y CU-06 describen el rodado dentro de la mecánica, y el guion 1.6.1.2 también. El código se adelantó al documento por decisión de Santiago; lo que falta es editar el documento radicado.</w:t>
       </w:r>
     </w:p>
     <w:p>
@@ -15484,7 +15402,7 @@
         <w:t>Game.UI</w:t>
       </w:r>
       <w:r>
-        <w:t xml:space="preserve"> el mecanismo con el que se mueven las narrativas —la cámara por paradas, los objetos pintados y su movimiento—, y el cierre solo registró sus efectos (las paradas del acta D05, §2). Es C# plano donde se puede probar sin escena (</w:t>
+        <w:t xml:space="preserve"> el mecanismo con el que se mueven las narrativas —la cámara por paradas, los objetos pintados y su movimiento—, y el cierre solo registró sus efectos (las paradas del acta D05, 2). Es C# plano donde se puede probar sin escena (</w:t>
       </w:r>
       <w:r>
         <w:rPr>
@@ -15564,6 +15482,7 @@
         <w:rPr>
           <w:rStyle w:val="CdigoenlneaOE3"/>
         </w:rPr>
+        <w:lastRenderedPageBreak/>
         <w:t>CameraFraming</w:t>
       </w:r>
       <w:r>
@@ -15576,10 +15495,7 @@
         <w:t>Focus</w:t>
       </w:r>
       <w:r>
-        <w:t xml:space="preserve"> </w:t>
-      </w:r>
-      <w:r>
-        <w:t xml:space="preserve">en fracciones de la ilustración —(0,0) abajo a la izquierda— y </w:t>
+        <w:t xml:space="preserve"> en fracciones de la ilustración —(0,0) abajo a la izquierda— y </w:t>
       </w:r>
       <w:r>
         <w:rPr>
@@ -15694,7 +15610,6 @@
         <w:rPr>
           <w:rStyle w:val="CdigoenlneaOE3"/>
         </w:rPr>
-        <w:lastRenderedPageBreak/>
         <w:t>Warnings</w:t>
       </w:r>
       <w:r>
@@ -16321,13 +16236,7 @@
               <w:rPr>
                 <w:sz w:val="18"/>
               </w:rPr>
-              <w:t xml:space="preserve"> </w:t>
-            </w:r>
-            <w:r>
-              <w:rPr>
-                <w:sz w:val="18"/>
-              </w:rPr>
-              <w:t xml:space="preserve">y vuelve (0,5 s por defecto); el negro lo pone la capa de oscuridad, que va por debajo del cuadro de diálogo, así que el texto se sigue leyendo. </w:t>
+              <w:t xml:space="preserve"> y vuelve (0,5 s por defecto); el negro lo pone la capa de oscuridad, que va por debajo del cuadro de diálogo, así que el texto se sigue leyendo. </w:t>
             </w:r>
             <w:r>
               <w:rPr>
@@ -16535,7 +16444,7 @@
         <w:t>DialogueRunner</w:t>
       </w:r>
       <w:r>
-        <w:t xml:space="preserve">, que en W04 no había necesitado cambios (§4, Fase 1). Prueba: </w:t>
+        <w:t xml:space="preserve">, que en W04 no había necesitado cambios (4, Fase 1). Prueba: </w:t>
       </w:r>
       <w:r>
         <w:rPr>
@@ -16556,6 +16465,7 @@
           <w:b/>
           <w:bCs/>
         </w:rPr>
+        <w:lastRenderedPageBreak/>
         <w:t xml:space="preserve">Objetos: </w:t>
       </w:r>
       <w:r>
@@ -16685,7 +16595,6 @@
         <w:rPr>
           <w:rStyle w:val="CdigoenlneaOE3"/>
         </w:rPr>
-        <w:lastRenderedPageBreak/>
         <w:t>LiftAndRoll</w:t>
       </w:r>
       <w:r>
@@ -17082,10 +16991,7 @@
         <w:t>Rolling</w:t>
       </w:r>
       <w:r>
-        <w:t xml:space="preserve">— mientras la caja solo se desliza y se ladea al caer (A.8). </w:t>
-      </w:r>
-      <w:r>
-        <w:t xml:space="preserve">Pruebas: </w:t>
+        <w:t xml:space="preserve">— mientras la caja solo se desliza y se ladea al caer (A.8). Pruebas: </w:t>
       </w:r>
       <w:r>
         <w:rPr>
@@ -17214,13 +17120,7 @@
         <w:rPr>
           <w:rStyle w:val="CdigoenlneaOE3"/>
         </w:rPr>
-        <w:t>…_RNF03_NingunObjetoQueSeMueveQuedaBajoElCuadroDeD</w:t>
-      </w:r>
-      <w:r>
-        <w:rPr>
-          <w:rStyle w:val="CdigoenlneaOE3"/>
-        </w:rPr>
-        <w:t>ialogoEnElNivel2</w:t>
+        <w:t>…_RNF03_NingunObjetoQueSeMueveQuedaBajoElCuadroDeDialogoEnElNivel2</w:t>
       </w:r>
       <w:r>
         <w:t xml:space="preserve"> y </w:t>
@@ -17311,7 +17211,7 @@
         <w:t>Props-y-Sonidos-Resultados.md</w:t>
       </w:r>
       <w:r>
-        <w:t xml:space="preserve"> §4.</w:t>
+        <w:t xml:space="preserve"> 4.</w:t>
       </w:r>
     </w:p>
     <w:p>
@@ -17350,7 +17250,11 @@
         <w:t>N2_PuenteI_Bosque</w:t>
       </w:r>
       <w:r>
-        <w:t>, la 2.1, la 2.2 y la 2.3, atardecer en la 2.4 (1/0,76/0,58) y noche junto al fuego en la 2.5 (1/0,62/0,42, fondo 0,45).</w:t>
+        <w:t xml:space="preserve">, la 2.1, la 2.2 y la 2.3, </w:t>
+      </w:r>
+      <w:r>
+        <w:lastRenderedPageBreak/>
+        <w:t>atardecer en la 2.4 (1/0,76/0,58) y noche junto al fuego en la 2.5 (1/0,62/0,42, fondo 0,45).</w:t>
       </w:r>
     </w:p>
     <w:p>
@@ -17387,7 +17291,6 @@
           <w:b/>
           <w:bCs/>
         </w:rPr>
-        <w:lastRenderedPageBreak/>
         <w:t>Siete secuencias.</w:t>
       </w:r>
       <w:r>
@@ -17575,10 +17478,7 @@
         <w:t>SmoothStep</w:t>
       </w:r>
       <w:r>
-        <w:t>). Al terminar se oculta el acopio y aparece «Empujar»; el contador de RF-24 se queda. La cámara acaba en el encu</w:t>
-      </w:r>
-      <w:r>
-        <w:t>adre con el que abre la 2.2 (</w:t>
+        <w:t>). Al terminar se oculta el acopio y aparece «Empujar»; el contador de RF-24 se queda. La cámara acaba en el encuadre con el que abre la 2.2 (</w:t>
       </w:r>
       <w:r>
         <w:rPr>
@@ -17587,7 +17487,7 @@
         <w:t>Camara_Narrativa_N2.md</w:t>
       </w:r>
       <w:r>
-        <w:t xml:space="preserve"> §5.3).</w:t>
+        <w:t xml:space="preserve"> 5.3).</w:t>
       </w:r>
     </w:p>
     <w:p>
@@ -17732,10 +17632,7 @@
         <w:t>Mirrored</w:t>
       </w:r>
       <w:r>
-        <w:t xml:space="preserve"> </w:t>
-      </w:r>
-      <w:r>
-        <w:t>dan variedad sin más arte; el espejo es escala negativa en X, no un segundo sprite.</w:t>
+        <w:t xml:space="preserve"> dan variedad sin más arte; el espejo es escala negativa en X, no un segundo sprite.</w:t>
       </w:r>
     </w:p>
     <w:p>
@@ -17845,7 +17742,11 @@
         <w:t>d81cfc7</w:t>
       </w:r>
       <w:r>
-        <w:t xml:space="preserve">, 17/09). Antes colgaban del mundo, en píxeles elegidos para el plano general, y el acercamiento del cierre las echaba del cuadro por la izquierda. Ahora sus anclas son fracciones del bosque y la caja colocada se asienta en </w:t>
+        <w:t xml:space="preserve">, 17/09). Antes colgaban del mundo, en píxeles elegidos para el plano general, y el acercamiento del cierre las echaba del cuadro por la izquierda. Ahora sus anclas son fracciones del bosque y la caja colocada </w:t>
+      </w:r>
+      <w:r>
+        <w:lastRenderedPageBreak/>
+        <w:t xml:space="preserve">se asienta en </w:t>
       </w:r>
       <w:r>
         <w:rPr>
@@ -17909,11 +17810,7 @@
         <w:t>CompletionFraming</w:t>
       </w:r>
       <w:r>
-        <w:t xml:space="preserve"> de y </w:t>
-      </w:r>
-      <w:r>
-        <w:lastRenderedPageBreak/>
-        <w:t xml:space="preserve">0,40 a 0,42 (zoom 1,58). Según su mensaje, el commit alinea 13 encuadres del Nivel 2 con </w:t>
+        <w:t xml:space="preserve"> de y 0,40 a 0,42 (zoom 1,58). Según su mensaje, el commit alinea 13 encuadres del Nivel 2 con </w:t>
       </w:r>
       <w:r>
         <w:rPr>
@@ -18198,10 +18095,7 @@
         <w:t>WorkshopScene_RNF02_ElMapaDeControlesSoloTieneClicYClicSostenido</w:t>
       </w:r>
       <w:r>
-        <w:t xml:space="preserve"> </w:t>
-      </w:r>
-      <w:r>
-        <w:t xml:space="preserve">suma </w:t>
+        <w:t xml:space="preserve"> suma </w:t>
       </w:r>
       <w:r>
         <w:rPr>
@@ -18229,7 +18123,7 @@
         <w:t>INC-54 sigue abierto</w:t>
       </w:r>
       <w:r>
-        <w:t>: el guion §1.6.2.2 y RF-27/RF-29 cierran el armado con la caja.</w:t>
+        <w:t>: el guion 1.6.2.2 y RF-27/RF-29 cierran el armado con la caja.</w:t>
       </w:r>
     </w:p>
     <w:p>
@@ -18358,7 +18252,11 @@
         <w:t>ScrollRect</w:t>
       </w:r>
       <w:r>
-        <w:t xml:space="preserve">, que trae el arrastre de uGUI (RNF-02, CT-06; lo vigila </w:t>
+        <w:t xml:space="preserve">, que trae el </w:t>
+      </w:r>
+      <w:r>
+        <w:lastRenderedPageBreak/>
+        <w:t xml:space="preserve">arrastre de uGUI (RNF-02, CT-06; lo vigila </w:t>
       </w:r>
       <w:r>
         <w:rPr>
@@ -18367,10 +18265,7 @@
         <w:t>MazeScene_RNF02_ElMapaDeControlesSoloTieneClicYClicSostenido</w:t>
       </w:r>
       <w:r>
-        <w:t>).</w:t>
-      </w:r>
-      <w:r>
-        <w:t xml:space="preserve"> Prueba: </w:t>
+        <w:t xml:space="preserve">). Prueba: </w:t>
       </w:r>
       <w:r>
         <w:rPr>
@@ -18394,7 +18289,6 @@
         <w:rPr>
           <w:rStyle w:val="CdigoenlneaOE3"/>
         </w:rPr>
-        <w:lastRenderedPageBreak/>
         <w:t>d7ace67</w:t>
       </w:r>
       <w:r>
@@ -18416,7 +18310,7 @@
         <w:t>Props-y-Sonidos-Resultados.md</w:t>
       </w:r>
       <w:r>
-        <w:t xml:space="preserve"> §2.6.</w:t>
+        <w:t xml:space="preserve"> 2.6.</w:t>
       </w:r>
     </w:p>
     <w:p>
@@ -18729,10 +18623,7 @@
         <w:t>WheelLevelConfig.LogLook</w:t>
       </w:r>
       <w:r>
-        <w:t xml:space="preserve"> </w:t>
-      </w:r>
-      <w:r>
-        <w:t xml:space="preserve">—los troncos del suelo y los de la fila— y </w:t>
+        <w:t xml:space="preserve"> —los troncos del suelo y los de la fila— y </w:t>
       </w:r>
       <w:r>
         <w:rPr>
@@ -18927,6 +18818,7 @@
         <w:pStyle w:val="Ttulo3"/>
       </w:pPr>
       <w:r>
+        <w:lastRenderedPageBreak/>
         <w:t>A.8 La escena 2.2: una caja vacía que se desliza (</w:t>
       </w:r>
       <w:r>
@@ -18971,11 +18863,7 @@
         <w:t>MotionDrop</w:t>
       </w:r>
       <w:r>
-        <w:t xml:space="preserve"> pasó de </w:t>
-      </w:r>
-      <w:r>
-        <w:lastRenderedPageBreak/>
-        <w:t xml:space="preserve">0,074 a 0,08. Sigue con </w:t>
+        <w:t xml:space="preserve"> pasó de 0,074 a 0,08. Sigue con </w:t>
       </w:r>
       <w:r>
         <w:rPr>
@@ -19140,10 +19028,7 @@
         <w:t>ui_pausa</w:t>
       </w:r>
       <w:r>
-        <w:t xml:space="preserve"> </w:t>
-      </w:r>
-      <w:r>
-        <w:t xml:space="preserve">y los recuadros </w:t>
+        <w:t xml:space="preserve"> y los recuadros </w:t>
       </w:r>
       <w:r>
         <w:rPr>
@@ -19194,7 +19079,7 @@
           <w:b/>
           <w:bCs/>
         </w:rPr>
-        <w:t>§4, W01.</w:t>
+        <w:t>4, W01.</w:t>
       </w:r>
       <w:r>
         <w:t xml:space="preserve"> </w:t>
@@ -19303,7 +19188,7 @@
           <w:b/>
           <w:bCs/>
         </w:rPr>
-        <w:t xml:space="preserve">§7.1, </w:t>
+        <w:t xml:space="preserve">7.1, </w:t>
       </w:r>
       <w:r>
         <w:rPr>
@@ -19382,7 +19267,7 @@
           <w:b/>
           <w:bCs/>
         </w:rPr>
-        <w:t xml:space="preserve">§7.1, </w:t>
+        <w:t xml:space="preserve">7.1, </w:t>
       </w:r>
       <w:r>
         <w:rPr>
@@ -19434,7 +19319,7 @@
           <w:b/>
           <w:bCs/>
         </w:rPr>
-        <w:t>§4, W04.</w:t>
+        <w:t>4, W04.</w:t>
       </w:r>
       <w:r>
         <w:t xml:space="preserve"> </w:t>
@@ -19462,7 +19347,7 @@
           <w:b/>
           <w:bCs/>
         </w:rPr>
-        <w:t>§7.5.</w:t>
+        <w:t>7.5.</w:t>
       </w:r>
       <w:r>
         <w:t xml:space="preserve"> Faltaban las piezas del motor de escena (A.2) y </w:t>
@@ -19492,7 +19377,7 @@
         <w:t>LevelEntry.openingSequenceId</w:t>
       </w:r>
       <w:r>
-        <w:t xml:space="preserve">, que es el campo que corrigió el hallazgo 3 de la §5 (el Nivel 2 pasó de </w:t>
+        <w:t xml:space="preserve">, que es el campo que corrigió el hallazgo 3 de la 5 (el Nivel 2 pasó de </w:t>
       </w:r>
       <w:r>
         <w:rPr>
@@ -19635,7 +19520,7 @@
         <w:pStyle w:val="PrimerprrafoOE3"/>
       </w:pPr>
       <w:r>
-        <w:t xml:space="preserve">Casos por archivo del módulo, con el criterio de la §6 (cada </w:t>
+        <w:t xml:space="preserve">Casos por archivo del módulo, con el criterio de la 6 (cada </w:t>
       </w:r>
       <w:r>
         <w:rPr>
@@ -19698,6 +19583,7 @@
                 <w:b/>
                 <w:sz w:val="18"/>
               </w:rPr>
+              <w:lastRenderedPageBreak/>
               <w:t>Archivo</w:t>
             </w:r>
           </w:p>
@@ -19900,7 +19786,6 @@
                 <w:rStyle w:val="CdigoenlneaOE3"/>
                 <w:sz w:val="18"/>
               </w:rPr>
-              <w:lastRenderedPageBreak/>
               <w:t>RF25_LaCajaEsperaAlCuarentaPorCiento…</w:t>
             </w:r>
             <w:r>
@@ -19970,7 +19855,6 @@
                 <w:rStyle w:val="CdigoenlneaOE3"/>
                 <w:sz w:val="18"/>
               </w:rPr>
-              <w:lastRenderedPageBreak/>
               <w:t>MazeSceneTests</w:t>
             </w:r>
           </w:p>
@@ -20985,11 +20869,10 @@
           <w:b/>
           <w:bCs/>
         </w:rPr>
-        <w:lastRenderedPageBreak/>
         <w:t>Pruebas sensibles al ratón</w:t>
       </w:r>
       <w:r>
-        <w:t xml:space="preserve"> (§5.5): cerradas en </w:t>
+        <w:t xml:space="preserve"> (5.5): cerradas en </w:t>
       </w:r>
       <w:r>
         <w:rPr>
@@ -21026,7 +20909,7 @@
         <w:t>Trazabilidad RF-22..RF-34</w:t>
       </w:r>
       <w:r>
-        <w:t xml:space="preserve">, con el mismo barrido que la §1 (nombres de método bajo </w:t>
+        <w:t xml:space="preserve">, con el mismo barrido que la 1 (nombres de método bajo </w:t>
       </w:r>
       <w:r>
         <w:rPr>
@@ -21115,6 +20998,7 @@
           <w:b/>
           <w:bCs/>
         </w:rPr>
+        <w:lastRenderedPageBreak/>
         <w:t>Cifra de suite</w:t>
       </w:r>
       <w:r>
@@ -21154,7 +21038,7 @@
         <w:t>INC-50 e INC-54</w:t>
       </w:r>
       <w:r>
-        <w:t>, abiertos: falta editar RF-26, HU-08 y CU-06 (el rodado; el guion §1.6.1.2 también lo cuenta dentro de la mecánica) y el guion §1.6.2.1 y §1.6.2.2, RF-27, RF-29, la historia de la fase 2 y CU-07 (la cuerda).</w:t>
+        <w:t>, abiertos: falta editar RF-26, HU-08 y CU-06 (el rodado; el guion 1.6.1.2 también lo cuenta dentro de la mecánica) y el guion 1.6.2.1 y 1.6.2.2, RF-27, RF-29, la historia de la fase 2 y CU-07 (la cuerda).</w:t>
       </w:r>
     </w:p>
     <w:p>
@@ -21404,7 +21288,7 @@
         </w:numPr>
       </w:pPr>
       <w:r>
-        <w:t>Los puntos de la §8 que dependen de la build portable o del usuario (RNF-04..RNF-06, PG-05, la revisión con el usuario) no se revisaron para este anexo.</w:t>
+        <w:t>Los puntos de la 8 que dependen de la build portable o del usuario (RNF-04..RNF-06, PG-05, la revisión con el usuario) no se revisaron para este anexo.</w:t>
       </w:r>
     </w:p>
     <w:sectPr>
